--- a/Roboz Hunor/erettsegi/meh.docx
+++ b/Roboz Hunor/erettsegi/meh.docx
@@ -1,17 +1,24 @@
 
 <file path=word/document.xml><?xml version="1.0" encoding="utf-8"?>
-<w:document xmlns:wpc="http://schemas.microsoft.com/office/word/2010/wordprocessingCanvas" xmlns:cx="http://schemas.microsoft.com/office/drawing/2014/chartex" xmlns:cx1="http://schemas.microsoft.com/office/drawing/2015/9/8/chartex" xmlns:cx2="http://schemas.microsoft.com/office/drawing/2015/10/21/chartex" xmlns:cx3="http://schemas.microsoft.com/office/drawing/2016/5/9/chartex" xmlns:cx4="http://schemas.microsoft.com/office/drawing/2016/5/10/chartex" xmlns:cx5="http://schemas.microsoft.com/office/drawing/2016/5/11/chartex" xmlns:cx6="http://schemas.microsoft.com/office/drawing/2016/5/12/chartex" xmlns:cx7="http://schemas.microsoft.com/office/drawing/2016/5/13/chartex" xmlns:cx8="http://schemas.microsoft.com/office/drawing/2016/5/14/chartex" xmlns:mc="http://schemas.openxmlformats.org/markup-compatibility/2006" xmlns:aink="http://schemas.microsoft.com/office/drawing/2016/ink" xmlns:am3d="http://schemas.microsoft.com/office/drawing/2017/model3d" xmlns:o="urn:schemas-microsoft-com:office:office" xmlns:oel="http://schemas.microsoft.com/office/2019/extlst" xmlns:r="http://schemas.openxmlformats.org/officeDocument/2006/relationships" xmlns:m="http://schemas.openxmlformats.org/officeDocument/2006/math" xmlns:v="urn:schemas-microsoft-com:vml" xmlns:wp14="http://schemas.microsoft.com/office/word/2010/wordprocessingDrawing" xmlns:wp="http://schemas.openxmlformats.org/drawingml/2006/wordprocessingDrawing" xmlns:w10="urn:schemas-microsoft-com:office:word" xmlns:w="http://schemas.openxmlformats.org/wordprocessingml/2006/main" xmlns:w14="http://schemas.microsoft.com/office/word/2010/wordml" xmlns:w15="http://schemas.microsoft.com/office/word/2012/wordml" xmlns:w16cex="http://schemas.microsoft.com/office/word/2018/wordml/cex" xmlns:w16cid="http://schemas.microsoft.com/office/word/2016/wordml/cid" xmlns:w16="http://schemas.microsoft.com/office/word/2018/wordml" xmlns:w16sdtdh="http://schemas.microsoft.com/office/word/2020/wordml/sdtdatahash" xmlns:w16se="http://schemas.microsoft.com/office/word/2015/wordml/symex" xmlns:wpg="http://schemas.microsoft.com/office/word/2010/wordprocessingGroup" xmlns:wpi="http://schemas.microsoft.com/office/word/2010/wordprocessingInk" xmlns:wne="http://schemas.microsoft.com/office/word/2006/wordml" xmlns:wps="http://schemas.microsoft.com/office/word/2010/wordprocessingShape" mc:Ignorable="w14 w15 w16se w16cid w16 w16cex w16sdtdh wp14">
+<w:document xmlns:wpc="http://schemas.microsoft.com/office/word/2010/wordprocessingCanvas" xmlns:cx="http://schemas.microsoft.com/office/drawing/2014/chartex" xmlns:cx1="http://schemas.microsoft.com/office/drawing/2015/9/8/chartex" xmlns:cx2="http://schemas.microsoft.com/office/drawing/2015/10/21/chartex" xmlns:cx3="http://schemas.microsoft.com/office/drawing/2016/5/9/chartex" xmlns:cx4="http://schemas.microsoft.com/office/drawing/2016/5/10/chartex" xmlns:cx5="http://schemas.microsoft.com/office/drawing/2016/5/11/chartex" xmlns:cx6="http://schemas.microsoft.com/office/drawing/2016/5/12/chartex" xmlns:cx7="http://schemas.microsoft.com/office/drawing/2016/5/13/chartex" xmlns:cx8="http://schemas.microsoft.com/office/drawing/2016/5/14/chartex" xmlns:mc="http://schemas.openxmlformats.org/markup-compatibility/2006" xmlns:aink="http://schemas.microsoft.com/office/drawing/2016/ink" xmlns:am3d="http://schemas.microsoft.com/office/drawing/2017/model3d" xmlns:o="urn:schemas-microsoft-com:office:office" xmlns:r="http://schemas.openxmlformats.org/officeDocument/2006/relationships" xmlns:m="http://schemas.openxmlformats.org/officeDocument/2006/math" xmlns:v="urn:schemas-microsoft-com:vml" xmlns:wp14="http://schemas.microsoft.com/office/word/2010/wordprocessingDrawing" xmlns:wp="http://schemas.openxmlformats.org/drawingml/2006/wordprocessingDrawing" xmlns:w10="urn:schemas-microsoft-com:office:word" xmlns:w="http://schemas.openxmlformats.org/wordprocessingml/2006/main" xmlns:w14="http://schemas.microsoft.com/office/word/2010/wordml" xmlns:w15="http://schemas.microsoft.com/office/word/2012/wordml" xmlns:w16cex="http://schemas.microsoft.com/office/word/2018/wordml/cex" xmlns:w16cid="http://schemas.microsoft.com/office/word/2016/wordml/cid" xmlns:w16="http://schemas.microsoft.com/office/word/2018/wordml" xmlns:w16sdtdh="http://schemas.microsoft.com/office/word/2020/wordml/sdtdatahash" xmlns:w16se="http://schemas.microsoft.com/office/word/2015/wordml/symex" xmlns:wpg="http://schemas.microsoft.com/office/word/2010/wordprocessingGroup" xmlns:wpi="http://schemas.microsoft.com/office/word/2010/wordprocessingInk" xmlns:wne="http://schemas.microsoft.com/office/word/2006/wordml" xmlns:wps="http://schemas.microsoft.com/office/word/2010/wordprocessingShape" mc:Ignorable="w14 w15 w16se w16cid w16 w16cex w16sdtdh wp14">
   <w:body>
     <w:p>
       <w:pPr>
         <w:pStyle w:val="Nincstrkz"/>
-      </w:pPr>
-      <w:r>
+        <w:rPr>
+          <w:rFonts w:ascii="EB Garamond" w:hAnsi="EB Garamond"/>
+        </w:rPr>
+      </w:pPr>
+      <w:r>
+        <w:rPr>
+          <w:rFonts w:ascii="EB Garamond" w:hAnsi="EB Garamond"/>
+        </w:rPr>
         <w:t>Méh</w:t>
       </w:r>
       <w:r>
         <w:rPr>
           <w:rStyle w:val="Lbjegyzet-hivatkozs"/>
+          <w:rFonts w:ascii="EB Garamond" w:hAnsi="EB Garamond"/>
         </w:rPr>
         <w:footnoteReference w:customMarkFollows="1" w:id="1"/>
         <w:sym w:font="Symbol" w:char="F02A"/>
@@ -23,20 +30,21 @@
         <w:ind w:firstLine="284"/>
         <w:jc w:val="both"/>
         <w:rPr>
-          <w:rFonts w:ascii="Garamond" w:hAnsi="Garamond"/>
-          <w:sz w:val="26"/>
-          <w:szCs w:val="26"/>
-        </w:rPr>
-      </w:pPr>
-      <w:r>
-        <w:rPr>
+          <w:rFonts w:ascii="EB Garamond" w:hAnsi="EB Garamond"/>
+          <w:sz w:val="26"/>
+          <w:szCs w:val="26"/>
+        </w:rPr>
+      </w:pPr>
+      <w:r>
+        <w:rPr>
+          <w:rFonts w:ascii="EB Garamond" w:hAnsi="EB Garamond"/>
           <w:noProof/>
         </w:rPr>
         <w:drawing>
-          <wp:anchor distT="0" distB="0" distL="114300" distR="114300" simplePos="0" relativeHeight="251658240" behindDoc="1" locked="0" layoutInCell="1" allowOverlap="1" wp14:anchorId="0FC0435F" wp14:editId="0FD37B2B">
+          <wp:anchor distT="0" distB="0" distL="114300" distR="114300" simplePos="0" relativeHeight="251658240" behindDoc="1" locked="0" layoutInCell="1" allowOverlap="1" wp14:anchorId="0FC0435F" wp14:editId="45B3C22B">
             <wp:simplePos x="0" y="0"/>
-            <wp:positionH relativeFrom="column">
-              <wp:posOffset>180975</wp:posOffset>
+            <wp:positionH relativeFrom="margin">
+              <wp:align>left</wp:align>
             </wp:positionH>
             <wp:positionV relativeFrom="paragraph">
               <wp:posOffset>146685</wp:posOffset>
@@ -119,7 +127,7 @@
       </w:r>
       <w:r>
         <w:rPr>
-          <w:rFonts w:ascii="Garamond" w:hAnsi="Garamond"/>
+          <w:rFonts w:ascii="EB Garamond" w:hAnsi="EB Garamond"/>
           <w:sz w:val="26"/>
           <w:szCs w:val="26"/>
         </w:rPr>
@@ -128,7 +136,7 @@
       <w:proofErr w:type="spellStart"/>
       <w:r>
         <w:rPr>
-          <w:rFonts w:ascii="Garamond" w:hAnsi="Garamond"/>
+          <w:rFonts w:ascii="EB Garamond" w:hAnsi="EB Garamond"/>
           <w:sz w:val="26"/>
           <w:szCs w:val="26"/>
         </w:rPr>
@@ -137,7 +145,7 @@
       <w:proofErr w:type="spellEnd"/>
       <w:r>
         <w:rPr>
-          <w:rFonts w:ascii="Garamond" w:hAnsi="Garamond"/>
+          <w:rFonts w:ascii="EB Garamond" w:hAnsi="EB Garamond"/>
           <w:sz w:val="26"/>
           <w:szCs w:val="26"/>
         </w:rPr>
@@ -150,14 +158,14 @@
         <w:ind w:left="284" w:firstLine="709"/>
         <w:jc w:val="both"/>
         <w:rPr>
-          <w:rFonts w:ascii="Garamond" w:hAnsi="Garamond"/>
-          <w:sz w:val="26"/>
-          <w:szCs w:val="26"/>
-        </w:rPr>
-      </w:pPr>
-      <w:r>
-        <w:rPr>
-          <w:rFonts w:ascii="Garamond" w:hAnsi="Garamond"/>
+          <w:rFonts w:ascii="EB Garamond" w:hAnsi="EB Garamond"/>
+          <w:sz w:val="26"/>
+          <w:szCs w:val="26"/>
+        </w:rPr>
+      </w:pPr>
+      <w:r>
+        <w:rPr>
+          <w:rFonts w:ascii="EB Garamond" w:hAnsi="EB Garamond"/>
           <w:sz w:val="26"/>
           <w:szCs w:val="26"/>
         </w:rPr>
@@ -170,14 +178,14 @@
         <w:ind w:firstLine="284"/>
         <w:jc w:val="both"/>
         <w:rPr>
-          <w:rFonts w:ascii="Garamond" w:hAnsi="Garamond"/>
-          <w:sz w:val="26"/>
-          <w:szCs w:val="26"/>
-        </w:rPr>
-      </w:pPr>
-      <w:r>
-        <w:rPr>
-          <w:rFonts w:ascii="Garamond" w:hAnsi="Garamond"/>
+          <w:rFonts w:ascii="EB Garamond" w:hAnsi="EB Garamond"/>
+          <w:sz w:val="26"/>
+          <w:szCs w:val="26"/>
+        </w:rPr>
+      </w:pPr>
+      <w:r>
+        <w:rPr>
+          <w:rFonts w:ascii="EB Garamond" w:hAnsi="EB Garamond"/>
           <w:sz w:val="26"/>
           <w:szCs w:val="26"/>
         </w:rPr>
@@ -187,8 +195,14 @@
     <w:p>
       <w:pPr>
         <w:pStyle w:val="Cmsor1"/>
-      </w:pPr>
-      <w:r>
+        <w:rPr>
+          <w:rFonts w:ascii="EB Garamond" w:hAnsi="EB Garamond"/>
+        </w:rPr>
+      </w:pPr>
+      <w:r>
+        <w:rPr>
+          <w:rFonts w:ascii="EB Garamond" w:hAnsi="EB Garamond"/>
+        </w:rPr>
         <w:t>A méhcsaládok</w:t>
       </w:r>
     </w:p>
@@ -198,13 +212,14 @@
         <w:ind w:firstLine="284"/>
         <w:jc w:val="both"/>
         <w:rPr>
-          <w:rFonts w:ascii="Garamond" w:hAnsi="Garamond"/>
-          <w:sz w:val="26"/>
-          <w:szCs w:val="26"/>
-        </w:rPr>
-      </w:pPr>
-      <w:r>
-        <w:rPr>
+          <w:rFonts w:ascii="EB Garamond" w:hAnsi="EB Garamond"/>
+          <w:sz w:val="26"/>
+          <w:szCs w:val="26"/>
+        </w:rPr>
+      </w:pPr>
+      <w:r>
+        <w:rPr>
+          <w:rFonts w:ascii="EB Garamond" w:hAnsi="EB Garamond"/>
           <w:noProof/>
         </w:rPr>
         <w:drawing>
@@ -281,13 +296,16 @@
       </w:r>
       <w:r>
         <w:rPr>
-          <w:rFonts w:ascii="Garamond" w:hAnsi="Garamond"/>
+          <w:rFonts w:ascii="EB Garamond" w:hAnsi="EB Garamond"/>
           <w:sz w:val="26"/>
           <w:szCs w:val="26"/>
         </w:rPr>
         <w:t>A méhcsaládok 3 különböző kasztból állnak:</w:t>
       </w:r>
       <w:r>
+        <w:rPr>
+          <w:rFonts w:ascii="EB Garamond" w:hAnsi="EB Garamond"/>
+        </w:rPr>
         <w:t xml:space="preserve"> </w:t>
       </w:r>
     </w:p>
@@ -302,14 +320,14 @@
         <w:ind w:left="284" w:hanging="284"/>
         <w:jc w:val="both"/>
         <w:rPr>
-          <w:rFonts w:ascii="Garamond" w:hAnsi="Garamond"/>
-          <w:sz w:val="26"/>
-          <w:szCs w:val="26"/>
-        </w:rPr>
-      </w:pPr>
-      <w:r>
-        <w:rPr>
-          <w:rFonts w:ascii="Garamond" w:hAnsi="Garamond"/>
+          <w:rFonts w:ascii="EB Garamond" w:hAnsi="EB Garamond"/>
+          <w:sz w:val="26"/>
+          <w:szCs w:val="26"/>
+        </w:rPr>
+      </w:pPr>
+      <w:r>
+        <w:rPr>
+          <w:rFonts w:ascii="EB Garamond" w:hAnsi="EB Garamond"/>
           <w:sz w:val="26"/>
           <w:szCs w:val="26"/>
         </w:rPr>
@@ -317,7 +335,7 @@
       </w:r>
       <w:r>
         <w:rPr>
-          <w:rFonts w:ascii="Garamond" w:hAnsi="Garamond"/>
+          <w:rFonts w:ascii="EB Garamond" w:hAnsi="EB Garamond"/>
           <w:b/>
           <w:bCs/>
           <w:sz w:val="26"/>
@@ -327,7 +345,7 @@
       </w:r>
       <w:r>
         <w:rPr>
-          <w:rFonts w:ascii="Garamond" w:hAnsi="Garamond"/>
+          <w:rFonts w:ascii="EB Garamond" w:hAnsi="EB Garamond"/>
           <w:sz w:val="26"/>
           <w:szCs w:val="26"/>
         </w:rPr>
@@ -345,14 +363,14 @@
         <w:ind w:left="284" w:hanging="284"/>
         <w:jc w:val="both"/>
         <w:rPr>
-          <w:rFonts w:ascii="Garamond" w:hAnsi="Garamond"/>
-          <w:sz w:val="26"/>
-          <w:szCs w:val="26"/>
-        </w:rPr>
-      </w:pPr>
-      <w:r>
-        <w:rPr>
-          <w:rFonts w:ascii="Garamond" w:hAnsi="Garamond"/>
+          <w:rFonts w:ascii="EB Garamond" w:hAnsi="EB Garamond"/>
+          <w:sz w:val="26"/>
+          <w:szCs w:val="26"/>
+        </w:rPr>
+      </w:pPr>
+      <w:r>
+        <w:rPr>
+          <w:rFonts w:ascii="EB Garamond" w:hAnsi="EB Garamond"/>
           <w:sz w:val="26"/>
           <w:szCs w:val="26"/>
         </w:rPr>
@@ -360,7 +378,7 @@
       </w:r>
       <w:r>
         <w:rPr>
-          <w:rFonts w:ascii="Garamond" w:hAnsi="Garamond"/>
+          <w:rFonts w:ascii="EB Garamond" w:hAnsi="EB Garamond"/>
           <w:b/>
           <w:bCs/>
           <w:sz w:val="26"/>
@@ -370,7 +388,7 @@
       </w:r>
       <w:r>
         <w:rPr>
-          <w:rFonts w:ascii="Garamond" w:hAnsi="Garamond"/>
+          <w:rFonts w:ascii="EB Garamond" w:hAnsi="EB Garamond"/>
           <w:sz w:val="26"/>
           <w:szCs w:val="26"/>
         </w:rPr>
@@ -388,14 +406,14 @@
         <w:ind w:left="284" w:hanging="284"/>
         <w:jc w:val="both"/>
         <w:rPr>
-          <w:rFonts w:ascii="Garamond" w:hAnsi="Garamond"/>
-          <w:sz w:val="26"/>
-          <w:szCs w:val="26"/>
-        </w:rPr>
-      </w:pPr>
-      <w:r>
-        <w:rPr>
-          <w:rFonts w:ascii="Garamond" w:hAnsi="Garamond"/>
+          <w:rFonts w:ascii="EB Garamond" w:hAnsi="EB Garamond"/>
+          <w:sz w:val="26"/>
+          <w:szCs w:val="26"/>
+        </w:rPr>
+      </w:pPr>
+      <w:r>
+        <w:rPr>
+          <w:rFonts w:ascii="EB Garamond" w:hAnsi="EB Garamond"/>
           <w:sz w:val="26"/>
           <w:szCs w:val="26"/>
         </w:rPr>
@@ -403,7 +421,7 @@
       </w:r>
       <w:r>
         <w:rPr>
-          <w:rFonts w:ascii="Garamond" w:hAnsi="Garamond"/>
+          <w:rFonts w:ascii="EB Garamond" w:hAnsi="EB Garamond"/>
           <w:b/>
           <w:bCs/>
           <w:sz w:val="26"/>
@@ -413,7 +431,7 @@
       </w:r>
       <w:r>
         <w:rPr>
-          <w:rFonts w:ascii="Garamond" w:hAnsi="Garamond"/>
+          <w:rFonts w:ascii="EB Garamond" w:hAnsi="EB Garamond"/>
           <w:sz w:val="26"/>
           <w:szCs w:val="26"/>
         </w:rPr>
@@ -431,39 +449,23 @@
         <w:ind w:left="284" w:hanging="284"/>
         <w:jc w:val="both"/>
         <w:rPr>
-          <w:rFonts w:ascii="Garamond" w:hAnsi="Garamond"/>
-          <w:sz w:val="26"/>
-          <w:szCs w:val="26"/>
-        </w:rPr>
-      </w:pPr>
-      <w:r>
-        <w:rPr>
-          <w:rFonts w:ascii="Garamond" w:hAnsi="Garamond"/>
-          <w:sz w:val="26"/>
-          <w:szCs w:val="26"/>
-        </w:rPr>
-        <w:t>A szabadban a méhek rajokba tömörülve élnek. A raj nem egy nagycsalád, hanem a méhek szervezett csoportja.</w:t>
-      </w:r>
-      <w:r>
-        <w:rPr>
-          <w:rFonts w:ascii="Garamond" w:hAnsi="Garamond"/>
-          <w:sz w:val="26"/>
-          <w:szCs w:val="26"/>
-        </w:rPr>
-        <w:t xml:space="preserve"> </w:t>
-      </w:r>
-      <w:r>
-        <w:rPr>
-          <w:rFonts w:ascii="Garamond" w:hAnsi="Garamond"/>
-          <w:sz w:val="26"/>
-          <w:szCs w:val="26"/>
-        </w:rPr>
-        <w:t xml:space="preserve">Jellemzően sziklás szurdokokban, fák </w:t>
+          <w:rFonts w:ascii="EB Garamond" w:hAnsi="EB Garamond"/>
+          <w:sz w:val="26"/>
+          <w:szCs w:val="26"/>
+        </w:rPr>
+      </w:pPr>
+      <w:r>
+        <w:rPr>
+          <w:rFonts w:ascii="EB Garamond" w:hAnsi="EB Garamond"/>
+          <w:sz w:val="26"/>
+          <w:szCs w:val="26"/>
+        </w:rPr>
+        <w:t xml:space="preserve">A szabadban a méhek rajokba tömörülve élnek. A raj nem egy nagycsalád, hanem a méhek szervezett csoportja. Jellemzően sziklás szurdokokban, fák </w:t>
       </w:r>
       <w:proofErr w:type="spellStart"/>
       <w:r>
         <w:rPr>
-          <w:rFonts w:ascii="Garamond" w:hAnsi="Garamond"/>
+          <w:rFonts w:ascii="EB Garamond" w:hAnsi="EB Garamond"/>
           <w:sz w:val="26"/>
           <w:szCs w:val="26"/>
         </w:rPr>
@@ -472,7 +474,7 @@
       <w:proofErr w:type="spellEnd"/>
       <w:r>
         <w:rPr>
-          <w:rFonts w:ascii="Garamond" w:hAnsi="Garamond"/>
+          <w:rFonts w:ascii="EB Garamond" w:hAnsi="EB Garamond"/>
           <w:sz w:val="26"/>
           <w:szCs w:val="26"/>
         </w:rPr>
@@ -482,8 +484,14 @@
     <w:p>
       <w:pPr>
         <w:pStyle w:val="Cmsor1"/>
-      </w:pPr>
-      <w:r>
+        <w:rPr>
+          <w:rFonts w:ascii="EB Garamond" w:hAnsi="EB Garamond"/>
+        </w:rPr>
+      </w:pPr>
+      <w:r>
+        <w:rPr>
+          <w:rFonts w:ascii="EB Garamond" w:hAnsi="EB Garamond"/>
+        </w:rPr>
         <w:t>A házi méh</w:t>
       </w:r>
     </w:p>
@@ -493,80 +501,33 @@
         <w:ind w:firstLine="284"/>
         <w:jc w:val="both"/>
         <w:rPr>
-          <w:rFonts w:ascii="Garamond" w:hAnsi="Garamond"/>
-          <w:sz w:val="26"/>
-          <w:szCs w:val="26"/>
-        </w:rPr>
-      </w:pPr>
-      <w:r>
-        <w:rPr>
-          <w:rFonts w:ascii="Garamond" w:hAnsi="Garamond"/>
-          <w:sz w:val="26"/>
-          <w:szCs w:val="26"/>
-        </w:rPr>
-        <w:t xml:space="preserve">A házi méh kizárólag kaptárban él, egy téglatest alakú, általában fából készült </w:t>
-      </w:r>
-      <w:r>
-        <w:rPr>
-          <w:rFonts w:ascii="Garamond" w:hAnsi="Garamond"/>
-          <w:sz w:val="26"/>
-          <w:szCs w:val="26"/>
-        </w:rPr>
-        <w:t>„</w:t>
-      </w:r>
-      <w:r>
-        <w:rPr>
-          <w:rFonts w:ascii="Garamond" w:hAnsi="Garamond"/>
-          <w:sz w:val="26"/>
-          <w:szCs w:val="26"/>
-        </w:rPr>
-        <w:t>házikóban</w:t>
-      </w:r>
-      <w:r>
-        <w:rPr>
-          <w:rFonts w:ascii="Garamond" w:hAnsi="Garamond"/>
-          <w:sz w:val="26"/>
-          <w:szCs w:val="26"/>
-        </w:rPr>
-        <w:t>”</w:t>
-      </w:r>
-      <w:r>
-        <w:rPr>
-          <w:rFonts w:ascii="Garamond" w:hAnsi="Garamond"/>
-          <w:sz w:val="26"/>
-          <w:szCs w:val="26"/>
-        </w:rPr>
-        <w:t>, ahol elegendő hely van a szaporodásra és fejlődésre az egész család számára.</w:t>
-      </w:r>
-      <w:r>
-        <w:rPr>
-          <w:rFonts w:ascii="Garamond" w:hAnsi="Garamond"/>
-          <w:sz w:val="26"/>
-          <w:szCs w:val="26"/>
-        </w:rPr>
-        <w:t xml:space="preserve"> </w:t>
-      </w:r>
-      <w:r>
-        <w:rPr>
-          <w:rFonts w:ascii="Garamond" w:hAnsi="Garamond"/>
-          <w:sz w:val="26"/>
-          <w:szCs w:val="26"/>
-        </w:rPr>
-        <w:t xml:space="preserve">A kaptár helyettesíti a fák </w:t>
+          <w:rFonts w:ascii="EB Garamond" w:hAnsi="EB Garamond"/>
+          <w:sz w:val="26"/>
+          <w:szCs w:val="26"/>
+        </w:rPr>
+      </w:pPr>
+      <w:r>
+        <w:rPr>
+          <w:rFonts w:ascii="EB Garamond" w:hAnsi="EB Garamond"/>
+          <w:sz w:val="26"/>
+          <w:szCs w:val="26"/>
+        </w:rPr>
+        <w:t xml:space="preserve">A házi méh kizárólag kaptárban él, egy téglatest alakú, általában fából készült „házikóban”, ahol elegendő hely van a szaporodásra és fejlődésre az egész család számára. A kaptár helyettesíti a fák </w:t>
       </w:r>
       <w:proofErr w:type="spellStart"/>
       <w:r>
         <w:rPr>
-          <w:rFonts w:ascii="Garamond" w:hAnsi="Garamond"/>
-          <w:sz w:val="26"/>
-          <w:szCs w:val="26"/>
-        </w:rPr>
+          <w:rFonts w:ascii="EB Garamond" w:hAnsi="EB Garamond"/>
+          <w:sz w:val="26"/>
+          <w:szCs w:val="26"/>
+        </w:rPr>
+        <w:lastRenderedPageBreak/>
         <w:t>odvát</w:t>
       </w:r>
       <w:proofErr w:type="spellEnd"/>
       <w:r>
         <w:rPr>
-          <w:rFonts w:ascii="Garamond" w:hAnsi="Garamond"/>
+          <w:rFonts w:ascii="EB Garamond" w:hAnsi="EB Garamond"/>
           <w:sz w:val="26"/>
           <w:szCs w:val="26"/>
         </w:rPr>
@@ -575,7 +536,7 @@
       <w:proofErr w:type="spellStart"/>
       <w:r>
         <w:rPr>
-          <w:rFonts w:ascii="Garamond" w:hAnsi="Garamond"/>
+          <w:rFonts w:ascii="EB Garamond" w:hAnsi="EB Garamond"/>
           <w:sz w:val="26"/>
           <w:szCs w:val="26"/>
         </w:rPr>
@@ -584,7 +545,7 @@
       <w:proofErr w:type="spellEnd"/>
       <w:r>
         <w:rPr>
-          <w:rFonts w:ascii="Garamond" w:hAnsi="Garamond"/>
+          <w:rFonts w:ascii="EB Garamond" w:hAnsi="EB Garamond"/>
           <w:sz w:val="26"/>
           <w:szCs w:val="26"/>
         </w:rPr>
@@ -597,34 +558,31 @@
         <w:ind w:firstLine="284"/>
         <w:jc w:val="both"/>
         <w:rPr>
-          <w:rFonts w:ascii="Garamond" w:hAnsi="Garamond"/>
-          <w:sz w:val="26"/>
-          <w:szCs w:val="26"/>
-        </w:rPr>
-      </w:pPr>
-      <w:r>
-        <w:rPr>
-          <w:rFonts w:ascii="Garamond" w:hAnsi="Garamond"/>
-          <w:sz w:val="26"/>
-          <w:szCs w:val="26"/>
-        </w:rPr>
-        <w:t xml:space="preserve">A méhek elsősorban mézzel táplálkoznak, ez az a táplálék, mely elegendő energiát ad ahhoz, hogy mindennap visszamehessenek dolgozni a földekre. A méhek jelenléte vagy elköltözése </w:t>
-      </w:r>
-      <w:r>
-        <w:rPr>
-          <w:rFonts w:ascii="Garamond" w:hAnsi="Garamond"/>
-          <w:sz w:val="26"/>
-          <w:szCs w:val="26"/>
-        </w:rPr>
-        <w:lastRenderedPageBreak/>
-        <w:t>csalhatatlan jele annak, hogy egészséges-e a környezet. A környezetszennyezés összefüggésben áll a méhek életével és tevékenységével.</w:t>
+          <w:rFonts w:ascii="EB Garamond" w:hAnsi="EB Garamond"/>
+          <w:sz w:val="26"/>
+          <w:szCs w:val="26"/>
+        </w:rPr>
+      </w:pPr>
+      <w:r>
+        <w:rPr>
+          <w:rFonts w:ascii="EB Garamond" w:hAnsi="EB Garamond"/>
+          <w:sz w:val="26"/>
+          <w:szCs w:val="26"/>
+        </w:rPr>
+        <w:t>A méhek elsősorban mézzel táplálkoznak, ez az a táplálék, mely elegendő energiát ad ahhoz, hogy mindennap visszamehessenek dolgozni a földekre. A méhek jelenléte vagy elköltözése csalhatatlan jele annak, hogy egészséges-e a környezet. A környezetszennyezés összefüggésben áll a méhek életével és tevékenységével.</w:t>
       </w:r>
     </w:p>
     <w:p>
       <w:pPr>
         <w:pStyle w:val="Cmsor1"/>
-      </w:pPr>
-      <w:r>
+        <w:rPr>
+          <w:rFonts w:ascii="EB Garamond" w:hAnsi="EB Garamond"/>
+        </w:rPr>
+      </w:pPr>
+      <w:r>
+        <w:rPr>
+          <w:rFonts w:ascii="EB Garamond" w:hAnsi="EB Garamond"/>
+        </w:rPr>
         <w:t>Érdekességek a méhről</w:t>
       </w:r>
     </w:p>
@@ -636,17 +594,17 @@
           <w:numId w:val="3"/>
         </w:numPr>
         <w:spacing w:after="60" w:line="240" w:lineRule="auto"/>
-        <w:ind w:left="851" w:hanging="567"/>
+        <w:ind w:left="567" w:hanging="283"/>
         <w:jc w:val="both"/>
         <w:rPr>
-          <w:rFonts w:ascii="Garamond" w:hAnsi="Garamond"/>
-          <w:sz w:val="26"/>
-          <w:szCs w:val="26"/>
-        </w:rPr>
-      </w:pPr>
-      <w:r>
-        <w:rPr>
-          <w:rFonts w:ascii="Garamond" w:hAnsi="Garamond"/>
+          <w:rFonts w:ascii="EB Garamond" w:hAnsi="EB Garamond"/>
+          <w:sz w:val="26"/>
+          <w:szCs w:val="26"/>
+        </w:rPr>
+      </w:pPr>
+      <w:r>
+        <w:rPr>
+          <w:rFonts w:ascii="EB Garamond" w:hAnsi="EB Garamond"/>
           <w:sz w:val="26"/>
           <w:szCs w:val="26"/>
         </w:rPr>
@@ -661,17 +619,17 @@
           <w:numId w:val="3"/>
         </w:numPr>
         <w:spacing w:after="60" w:line="240" w:lineRule="auto"/>
-        <w:ind w:left="851" w:hanging="567"/>
+        <w:ind w:left="567" w:hanging="283"/>
         <w:jc w:val="both"/>
         <w:rPr>
-          <w:rFonts w:ascii="Garamond" w:hAnsi="Garamond"/>
-          <w:sz w:val="26"/>
-          <w:szCs w:val="26"/>
-        </w:rPr>
-      </w:pPr>
-      <w:r>
-        <w:rPr>
-          <w:rFonts w:ascii="Garamond" w:hAnsi="Garamond"/>
+          <w:rFonts w:ascii="EB Garamond" w:hAnsi="EB Garamond"/>
+          <w:sz w:val="26"/>
+          <w:szCs w:val="26"/>
+        </w:rPr>
+      </w:pPr>
+      <w:r>
+        <w:rPr>
+          <w:rFonts w:ascii="EB Garamond" w:hAnsi="EB Garamond"/>
           <w:sz w:val="26"/>
           <w:szCs w:val="26"/>
         </w:rPr>
@@ -686,17 +644,17 @@
           <w:numId w:val="3"/>
         </w:numPr>
         <w:spacing w:after="60" w:line="240" w:lineRule="auto"/>
-        <w:ind w:left="851" w:hanging="567"/>
+        <w:ind w:left="567" w:hanging="283"/>
         <w:jc w:val="both"/>
         <w:rPr>
-          <w:rFonts w:ascii="Garamond" w:hAnsi="Garamond"/>
-          <w:sz w:val="26"/>
-          <w:szCs w:val="26"/>
-        </w:rPr>
-      </w:pPr>
-      <w:r>
-        <w:rPr>
-          <w:rFonts w:ascii="Garamond" w:hAnsi="Garamond"/>
+          <w:rFonts w:ascii="EB Garamond" w:hAnsi="EB Garamond"/>
+          <w:sz w:val="26"/>
+          <w:szCs w:val="26"/>
+        </w:rPr>
+      </w:pPr>
+      <w:r>
+        <w:rPr>
+          <w:rFonts w:ascii="EB Garamond" w:hAnsi="EB Garamond"/>
           <w:sz w:val="26"/>
           <w:szCs w:val="26"/>
         </w:rPr>
@@ -711,53 +669,21 @@
           <w:numId w:val="3"/>
         </w:numPr>
         <w:spacing w:after="60" w:line="240" w:lineRule="auto"/>
-        <w:ind w:left="851" w:hanging="567"/>
+        <w:ind w:left="567" w:hanging="283"/>
         <w:jc w:val="both"/>
         <w:rPr>
-          <w:rFonts w:ascii="Garamond" w:hAnsi="Garamond"/>
-          <w:sz w:val="26"/>
-          <w:szCs w:val="26"/>
-        </w:rPr>
-      </w:pPr>
-      <w:r>
-        <w:rPr>
-          <w:rFonts w:ascii="Garamond" w:hAnsi="Garamond"/>
-          <w:sz w:val="26"/>
-          <w:szCs w:val="26"/>
-        </w:rPr>
-        <w:t xml:space="preserve">Egy kg akácmézhez 50 000 méh </w:t>
-      </w:r>
-      <w:r>
-        <w:rPr>
-          <w:rFonts w:ascii="Garamond" w:hAnsi="Garamond"/>
-          <w:sz w:val="26"/>
-          <w:szCs w:val="26"/>
-        </w:rPr>
-        <w:t>„</w:t>
-      </w:r>
-      <w:r>
-        <w:rPr>
-          <w:rFonts w:ascii="Garamond" w:hAnsi="Garamond"/>
-          <w:sz w:val="26"/>
-          <w:szCs w:val="26"/>
-        </w:rPr>
-        <w:t>rakománya</w:t>
-      </w:r>
-      <w:r>
-        <w:rPr>
-          <w:rFonts w:ascii="Garamond" w:hAnsi="Garamond"/>
-          <w:sz w:val="26"/>
-          <w:szCs w:val="26"/>
-        </w:rPr>
-        <w:t>”</w:t>
-      </w:r>
-      <w:r>
-        <w:rPr>
-          <w:rFonts w:ascii="Garamond" w:hAnsi="Garamond"/>
-          <w:sz w:val="26"/>
-          <w:szCs w:val="26"/>
-        </w:rPr>
-        <w:t xml:space="preserve"> szükséges. </w:t>
+          <w:rFonts w:ascii="EB Garamond" w:hAnsi="EB Garamond"/>
+          <w:sz w:val="26"/>
+          <w:szCs w:val="26"/>
+        </w:rPr>
+      </w:pPr>
+      <w:r>
+        <w:rPr>
+          <w:rFonts w:ascii="EB Garamond" w:hAnsi="EB Garamond"/>
+          <w:sz w:val="26"/>
+          <w:szCs w:val="26"/>
+        </w:rPr>
+        <w:t xml:space="preserve">Egy kg akácmézhez 50 000 méh „rakománya” szükséges. </w:t>
       </w:r>
     </w:p>
     <w:p>
@@ -768,17 +694,17 @@
           <w:numId w:val="3"/>
         </w:numPr>
         <w:spacing w:after="60" w:line="240" w:lineRule="auto"/>
-        <w:ind w:left="851" w:hanging="567"/>
+        <w:ind w:left="567" w:hanging="283"/>
         <w:jc w:val="both"/>
         <w:rPr>
-          <w:rFonts w:ascii="Garamond" w:hAnsi="Garamond"/>
-          <w:sz w:val="26"/>
-          <w:szCs w:val="26"/>
-        </w:rPr>
-      </w:pPr>
-      <w:r>
-        <w:rPr>
-          <w:rFonts w:ascii="Garamond" w:hAnsi="Garamond"/>
+          <w:rFonts w:ascii="EB Garamond" w:hAnsi="EB Garamond"/>
+          <w:sz w:val="26"/>
+          <w:szCs w:val="26"/>
+        </w:rPr>
+      </w:pPr>
+      <w:r>
+        <w:rPr>
+          <w:rFonts w:ascii="EB Garamond" w:hAnsi="EB Garamond"/>
           <w:sz w:val="26"/>
           <w:szCs w:val="26"/>
         </w:rPr>
@@ -792,7 +718,7 @@
         <w:ind w:firstLine="284"/>
         <w:jc w:val="both"/>
         <w:rPr>
-          <w:rFonts w:ascii="Garamond" w:hAnsi="Garamond"/>
+          <w:rFonts w:ascii="EB Garamond" w:hAnsi="EB Garamond"/>
           <w:color w:val="FFFFFF" w:themeColor="background1"/>
           <w:sz w:val="26"/>
           <w:szCs w:val="26"/>
@@ -800,7 +726,7 @@
       </w:pPr>
       <w:r>
         <w:rPr>
-          <w:rFonts w:ascii="Garamond" w:hAnsi="Garamond"/>
+          <w:rFonts w:ascii="EB Garamond" w:hAnsi="EB Garamond"/>
           <w:color w:val="FFFFFF" w:themeColor="background1"/>
           <w:sz w:val="26"/>
           <w:szCs w:val="26"/>
@@ -819,7 +745,7 @@
 </file>
 
 <file path=word/endnotes.xml><?xml version="1.0" encoding="utf-8"?>
-<w:endnotes xmlns:wpc="http://schemas.microsoft.com/office/word/2010/wordprocessingCanvas" xmlns:cx="http://schemas.microsoft.com/office/drawing/2014/chartex" xmlns:cx1="http://schemas.microsoft.com/office/drawing/2015/9/8/chartex" xmlns:cx2="http://schemas.microsoft.com/office/drawing/2015/10/21/chartex" xmlns:cx3="http://schemas.microsoft.com/office/drawing/2016/5/9/chartex" xmlns:cx4="http://schemas.microsoft.com/office/drawing/2016/5/10/chartex" xmlns:cx5="http://schemas.microsoft.com/office/drawing/2016/5/11/chartex" xmlns:cx6="http://schemas.microsoft.com/office/drawing/2016/5/12/chartex" xmlns:cx7="http://schemas.microsoft.com/office/drawing/2016/5/13/chartex" xmlns:cx8="http://schemas.microsoft.com/office/drawing/2016/5/14/chartex" xmlns:mc="http://schemas.openxmlformats.org/markup-compatibility/2006" xmlns:aink="http://schemas.microsoft.com/office/drawing/2016/ink" xmlns:am3d="http://schemas.microsoft.com/office/drawing/2017/model3d" xmlns:o="urn:schemas-microsoft-com:office:office" xmlns:oel="http://schemas.microsoft.com/office/2019/extlst" xmlns:r="http://schemas.openxmlformats.org/officeDocument/2006/relationships" xmlns:m="http://schemas.openxmlformats.org/officeDocument/2006/math" xmlns:v="urn:schemas-microsoft-com:vml" xmlns:wp14="http://schemas.microsoft.com/office/word/2010/wordprocessingDrawing" xmlns:wp="http://schemas.openxmlformats.org/drawingml/2006/wordprocessingDrawing" xmlns:w10="urn:schemas-microsoft-com:office:word" xmlns:w="http://schemas.openxmlformats.org/wordprocessingml/2006/main" xmlns:w14="http://schemas.microsoft.com/office/word/2010/wordml" xmlns:w15="http://schemas.microsoft.com/office/word/2012/wordml" xmlns:w16cex="http://schemas.microsoft.com/office/word/2018/wordml/cex" xmlns:w16cid="http://schemas.microsoft.com/office/word/2016/wordml/cid" xmlns:w16="http://schemas.microsoft.com/office/word/2018/wordml" xmlns:w16sdtdh="http://schemas.microsoft.com/office/word/2020/wordml/sdtdatahash" xmlns:w16se="http://schemas.microsoft.com/office/word/2015/wordml/symex" xmlns:wpg="http://schemas.microsoft.com/office/word/2010/wordprocessingGroup" xmlns:wpi="http://schemas.microsoft.com/office/word/2010/wordprocessingInk" xmlns:wne="http://schemas.microsoft.com/office/word/2006/wordml" xmlns:wps="http://schemas.microsoft.com/office/word/2010/wordprocessingShape" mc:Ignorable="w14 w15 w16se w16cid w16 w16cex w16sdtdh wp14">
+<w:endnotes xmlns:wpc="http://schemas.microsoft.com/office/word/2010/wordprocessingCanvas" xmlns:cx="http://schemas.microsoft.com/office/drawing/2014/chartex" xmlns:cx1="http://schemas.microsoft.com/office/drawing/2015/9/8/chartex" xmlns:cx2="http://schemas.microsoft.com/office/drawing/2015/10/21/chartex" xmlns:cx3="http://schemas.microsoft.com/office/drawing/2016/5/9/chartex" xmlns:cx4="http://schemas.microsoft.com/office/drawing/2016/5/10/chartex" xmlns:cx5="http://schemas.microsoft.com/office/drawing/2016/5/11/chartex" xmlns:cx6="http://schemas.microsoft.com/office/drawing/2016/5/12/chartex" xmlns:cx7="http://schemas.microsoft.com/office/drawing/2016/5/13/chartex" xmlns:cx8="http://schemas.microsoft.com/office/drawing/2016/5/14/chartex" xmlns:mc="http://schemas.openxmlformats.org/markup-compatibility/2006" xmlns:aink="http://schemas.microsoft.com/office/drawing/2016/ink" xmlns:am3d="http://schemas.microsoft.com/office/drawing/2017/model3d" xmlns:o="urn:schemas-microsoft-com:office:office" xmlns:r="http://schemas.openxmlformats.org/officeDocument/2006/relationships" xmlns:m="http://schemas.openxmlformats.org/officeDocument/2006/math" xmlns:v="urn:schemas-microsoft-com:vml" xmlns:wp14="http://schemas.microsoft.com/office/word/2010/wordprocessingDrawing" xmlns:wp="http://schemas.openxmlformats.org/drawingml/2006/wordprocessingDrawing" xmlns:w10="urn:schemas-microsoft-com:office:word" xmlns:w="http://schemas.openxmlformats.org/wordprocessingml/2006/main" xmlns:w14="http://schemas.microsoft.com/office/word/2010/wordml" xmlns:w15="http://schemas.microsoft.com/office/word/2012/wordml" xmlns:w16cex="http://schemas.microsoft.com/office/word/2018/wordml/cex" xmlns:w16cid="http://schemas.microsoft.com/office/word/2016/wordml/cid" xmlns:w16="http://schemas.microsoft.com/office/word/2018/wordml" xmlns:w16sdtdh="http://schemas.microsoft.com/office/word/2020/wordml/sdtdatahash" xmlns:w16se="http://schemas.microsoft.com/office/word/2015/wordml/symex" xmlns:wpg="http://schemas.microsoft.com/office/word/2010/wordprocessingGroup" xmlns:wpi="http://schemas.microsoft.com/office/word/2010/wordprocessingInk" xmlns:wne="http://schemas.microsoft.com/office/word/2006/wordml" xmlns:wps="http://schemas.microsoft.com/office/word/2010/wordprocessingShape" mc:Ignorable="w14 w15 w16se w16cid w16 w16cex w16sdtdh wp14">
   <w:endnote w:type="separator" w:id="-1">
     <w:p>
       <w:pPr>
@@ -844,7 +770,7 @@
 </file>
 
 <file path=word/footnotes.xml><?xml version="1.0" encoding="utf-8"?>
-<w:footnotes xmlns:wpc="http://schemas.microsoft.com/office/word/2010/wordprocessingCanvas" xmlns:cx="http://schemas.microsoft.com/office/drawing/2014/chartex" xmlns:cx1="http://schemas.microsoft.com/office/drawing/2015/9/8/chartex" xmlns:cx2="http://schemas.microsoft.com/office/drawing/2015/10/21/chartex" xmlns:cx3="http://schemas.microsoft.com/office/drawing/2016/5/9/chartex" xmlns:cx4="http://schemas.microsoft.com/office/drawing/2016/5/10/chartex" xmlns:cx5="http://schemas.microsoft.com/office/drawing/2016/5/11/chartex" xmlns:cx6="http://schemas.microsoft.com/office/drawing/2016/5/12/chartex" xmlns:cx7="http://schemas.microsoft.com/office/drawing/2016/5/13/chartex" xmlns:cx8="http://schemas.microsoft.com/office/drawing/2016/5/14/chartex" xmlns:mc="http://schemas.openxmlformats.org/markup-compatibility/2006" xmlns:aink="http://schemas.microsoft.com/office/drawing/2016/ink" xmlns:am3d="http://schemas.microsoft.com/office/drawing/2017/model3d" xmlns:o="urn:schemas-microsoft-com:office:office" xmlns:oel="http://schemas.microsoft.com/office/2019/extlst" xmlns:r="http://schemas.openxmlformats.org/officeDocument/2006/relationships" xmlns:m="http://schemas.openxmlformats.org/officeDocument/2006/math" xmlns:v="urn:schemas-microsoft-com:vml" xmlns:wp14="http://schemas.microsoft.com/office/word/2010/wordprocessingDrawing" xmlns:wp="http://schemas.openxmlformats.org/drawingml/2006/wordprocessingDrawing" xmlns:w10="urn:schemas-microsoft-com:office:word" xmlns:w="http://schemas.openxmlformats.org/wordprocessingml/2006/main" xmlns:w14="http://schemas.microsoft.com/office/word/2010/wordml" xmlns:w15="http://schemas.microsoft.com/office/word/2012/wordml" xmlns:w16cex="http://schemas.microsoft.com/office/word/2018/wordml/cex" xmlns:w16cid="http://schemas.microsoft.com/office/word/2016/wordml/cid" xmlns:w16="http://schemas.microsoft.com/office/word/2018/wordml" xmlns:w16sdtdh="http://schemas.microsoft.com/office/word/2020/wordml/sdtdatahash" xmlns:w16se="http://schemas.microsoft.com/office/word/2015/wordml/symex" xmlns:wpg="http://schemas.microsoft.com/office/word/2010/wordprocessingGroup" xmlns:wpi="http://schemas.microsoft.com/office/word/2010/wordprocessingInk" xmlns:wne="http://schemas.microsoft.com/office/word/2006/wordml" xmlns:wps="http://schemas.microsoft.com/office/word/2010/wordprocessingShape" mc:Ignorable="w14 w15 w16se w16cid w16 w16cex w16sdtdh wp14">
+<w:footnotes xmlns:wpc="http://schemas.microsoft.com/office/word/2010/wordprocessingCanvas" xmlns:cx="http://schemas.microsoft.com/office/drawing/2014/chartex" xmlns:cx1="http://schemas.microsoft.com/office/drawing/2015/9/8/chartex" xmlns:cx2="http://schemas.microsoft.com/office/drawing/2015/10/21/chartex" xmlns:cx3="http://schemas.microsoft.com/office/drawing/2016/5/9/chartex" xmlns:cx4="http://schemas.microsoft.com/office/drawing/2016/5/10/chartex" xmlns:cx5="http://schemas.microsoft.com/office/drawing/2016/5/11/chartex" xmlns:cx6="http://schemas.microsoft.com/office/drawing/2016/5/12/chartex" xmlns:cx7="http://schemas.microsoft.com/office/drawing/2016/5/13/chartex" xmlns:cx8="http://schemas.microsoft.com/office/drawing/2016/5/14/chartex" xmlns:mc="http://schemas.openxmlformats.org/markup-compatibility/2006" xmlns:aink="http://schemas.microsoft.com/office/drawing/2016/ink" xmlns:am3d="http://schemas.microsoft.com/office/drawing/2017/model3d" xmlns:o="urn:schemas-microsoft-com:office:office" xmlns:r="http://schemas.openxmlformats.org/officeDocument/2006/relationships" xmlns:m="http://schemas.openxmlformats.org/officeDocument/2006/math" xmlns:v="urn:schemas-microsoft-com:vml" xmlns:wp14="http://schemas.microsoft.com/office/word/2010/wordprocessingDrawing" xmlns:wp="http://schemas.openxmlformats.org/drawingml/2006/wordprocessingDrawing" xmlns:w10="urn:schemas-microsoft-com:office:word" xmlns:w="http://schemas.openxmlformats.org/wordprocessingml/2006/main" xmlns:w14="http://schemas.microsoft.com/office/word/2010/wordml" xmlns:w15="http://schemas.microsoft.com/office/word/2012/wordml" xmlns:w16cex="http://schemas.microsoft.com/office/word/2018/wordml/cex" xmlns:w16cid="http://schemas.microsoft.com/office/word/2016/wordml/cid" xmlns:w16="http://schemas.microsoft.com/office/word/2018/wordml" xmlns:w16sdtdh="http://schemas.microsoft.com/office/word/2020/wordml/sdtdatahash" xmlns:w16se="http://schemas.microsoft.com/office/word/2015/wordml/symex" xmlns:wpg="http://schemas.microsoft.com/office/word/2010/wordprocessingGroup" xmlns:wpi="http://schemas.microsoft.com/office/word/2010/wordprocessingInk" xmlns:wne="http://schemas.microsoft.com/office/word/2006/wordml" xmlns:wps="http://schemas.microsoft.com/office/word/2010/wordprocessingShape" mc:Ignorable="w14 w15 w16se w16cid w16 w16cex w16sdtdh wp14">
   <w:footnote w:type="separator" w:id="-1">
     <w:p>
       <w:pPr>
@@ -903,7 +829,7 @@
 </file>
 
 <file path=word/numbering.xml><?xml version="1.0" encoding="utf-8"?>
-<w:numbering xmlns:wpc="http://schemas.microsoft.com/office/word/2010/wordprocessingCanvas" xmlns:cx="http://schemas.microsoft.com/office/drawing/2014/chartex" xmlns:cx1="http://schemas.microsoft.com/office/drawing/2015/9/8/chartex" xmlns:cx2="http://schemas.microsoft.com/office/drawing/2015/10/21/chartex" xmlns:cx3="http://schemas.microsoft.com/office/drawing/2016/5/9/chartex" xmlns:cx4="http://schemas.microsoft.com/office/drawing/2016/5/10/chartex" xmlns:cx5="http://schemas.microsoft.com/office/drawing/2016/5/11/chartex" xmlns:cx6="http://schemas.microsoft.com/office/drawing/2016/5/12/chartex" xmlns:cx7="http://schemas.microsoft.com/office/drawing/2016/5/13/chartex" xmlns:cx8="http://schemas.microsoft.com/office/drawing/2016/5/14/chartex" xmlns:mc="http://schemas.openxmlformats.org/markup-compatibility/2006" xmlns:aink="http://schemas.microsoft.com/office/drawing/2016/ink" xmlns:am3d="http://schemas.microsoft.com/office/drawing/2017/model3d" xmlns:o="urn:schemas-microsoft-com:office:office" xmlns:oel="http://schemas.microsoft.com/office/2019/extlst" xmlns:r="http://schemas.openxmlformats.org/officeDocument/2006/relationships" xmlns:m="http://schemas.openxmlformats.org/officeDocument/2006/math" xmlns:v="urn:schemas-microsoft-com:vml" xmlns:wp14="http://schemas.microsoft.com/office/word/2010/wordprocessingDrawing" xmlns:wp="http://schemas.openxmlformats.org/drawingml/2006/wordprocessingDrawing" xmlns:w10="urn:schemas-microsoft-com:office:word" xmlns:w="http://schemas.openxmlformats.org/wordprocessingml/2006/main" xmlns:w14="http://schemas.microsoft.com/office/word/2010/wordml" xmlns:w15="http://schemas.microsoft.com/office/word/2012/wordml" xmlns:w16cex="http://schemas.microsoft.com/office/word/2018/wordml/cex" xmlns:w16cid="http://schemas.microsoft.com/office/word/2016/wordml/cid" xmlns:w16="http://schemas.microsoft.com/office/word/2018/wordml" xmlns:w16sdtdh="http://schemas.microsoft.com/office/word/2020/wordml/sdtdatahash" xmlns:w16se="http://schemas.microsoft.com/office/word/2015/wordml/symex" xmlns:wpg="http://schemas.microsoft.com/office/word/2010/wordprocessingGroup" xmlns:wpi="http://schemas.microsoft.com/office/word/2010/wordprocessingInk" xmlns:wne="http://schemas.microsoft.com/office/word/2006/wordml" xmlns:wps="http://schemas.microsoft.com/office/word/2010/wordprocessingShape" mc:Ignorable="w14 w15 w16se w16cid w16 w16cex w16sdtdh wp14">
+<w:numbering xmlns:wpc="http://schemas.microsoft.com/office/word/2010/wordprocessingCanvas" xmlns:cx="http://schemas.microsoft.com/office/drawing/2014/chartex" xmlns:cx1="http://schemas.microsoft.com/office/drawing/2015/9/8/chartex" xmlns:cx2="http://schemas.microsoft.com/office/drawing/2015/10/21/chartex" xmlns:cx3="http://schemas.microsoft.com/office/drawing/2016/5/9/chartex" xmlns:cx4="http://schemas.microsoft.com/office/drawing/2016/5/10/chartex" xmlns:cx5="http://schemas.microsoft.com/office/drawing/2016/5/11/chartex" xmlns:cx6="http://schemas.microsoft.com/office/drawing/2016/5/12/chartex" xmlns:cx7="http://schemas.microsoft.com/office/drawing/2016/5/13/chartex" xmlns:cx8="http://schemas.microsoft.com/office/drawing/2016/5/14/chartex" xmlns:mc="http://schemas.openxmlformats.org/markup-compatibility/2006" xmlns:aink="http://schemas.microsoft.com/office/drawing/2016/ink" xmlns:am3d="http://schemas.microsoft.com/office/drawing/2017/model3d" xmlns:o="urn:schemas-microsoft-com:office:office" xmlns:r="http://schemas.openxmlformats.org/officeDocument/2006/relationships" xmlns:m="http://schemas.openxmlformats.org/officeDocument/2006/math" xmlns:v="urn:schemas-microsoft-com:vml" xmlns:wp14="http://schemas.microsoft.com/office/word/2010/wordprocessingDrawing" xmlns:wp="http://schemas.openxmlformats.org/drawingml/2006/wordprocessingDrawing" xmlns:w10="urn:schemas-microsoft-com:office:word" xmlns:w="http://schemas.openxmlformats.org/wordprocessingml/2006/main" xmlns:w14="http://schemas.microsoft.com/office/word/2010/wordml" xmlns:w15="http://schemas.microsoft.com/office/word/2012/wordml" xmlns:w16cex="http://schemas.microsoft.com/office/word/2018/wordml/cex" xmlns:w16cid="http://schemas.microsoft.com/office/word/2016/wordml/cid" xmlns:w16="http://schemas.microsoft.com/office/word/2018/wordml" xmlns:w16sdtdh="http://schemas.microsoft.com/office/word/2020/wordml/sdtdatahash" xmlns:w16se="http://schemas.microsoft.com/office/word/2015/wordml/symex" xmlns:wpg="http://schemas.microsoft.com/office/word/2010/wordprocessingGroup" xmlns:wpi="http://schemas.microsoft.com/office/word/2010/wordprocessingInk" xmlns:wne="http://schemas.microsoft.com/office/word/2006/wordml" xmlns:wps="http://schemas.microsoft.com/office/word/2010/wordprocessingShape" mc:Ignorable="w14 w15 w16se w16cid w16 w16cex w16sdtdh wp14">
   <w:abstractNum w:abstractNumId="0" w15:restartNumberingAfterBreak="0">
     <w:nsid w:val="35497147"/>
     <w:multiLevelType w:val="hybridMultilevel"/>
@@ -1216,13 +1142,13 @@
       </w:pPr>
     </w:lvl>
   </w:abstractNum>
-  <w:num w:numId="1" w16cid:durableId="951859850">
+  <w:num w:numId="1">
     <w:abstractNumId w:val="2"/>
   </w:num>
-  <w:num w:numId="2" w16cid:durableId="1187907391">
+  <w:num w:numId="2">
     <w:abstractNumId w:val="0"/>
   </w:num>
-  <w:num w:numId="3" w16cid:durableId="1699431994">
+  <w:num w:numId="3">
     <w:abstractNumId w:val="1"/>
   </w:num>
 </w:numbering>
